--- a/rus/docx/05.content.docx
+++ b/rus/docx/05.content.docx
@@ -36232,19 +36232,7 @@
         <w:rPr>
           <w:lang w:val="ru_RU" w:bidi="ru_RU"/>
         </w:rPr>
-        <w:t xml:space="preserve">» — это утверждение является хорошим доказательством традиционного взгляда о том, что Моисей написал книгу Второзаконие (см. </w:t>
-      </w:r>
-      <w:r>
-        <w:rPr>
-          <w:lang w:val="ru_RU" w:bidi="ru_RU"/>
-        </w:rPr>
-        <w:t>Введение в Книгу Второзаконие</w:t>
-      </w:r>
-      <w:r>
-        <w:rPr>
-          <w:lang w:val="ru_RU" w:bidi="ru_RU"/>
-        </w:rPr>
-        <w:t>, «Авторство»).</w:t>
+        <w:t>» — это утверждение является хорошим доказательством традиционного взгляда о том, что Моисей написал книгу Второзаконие (см. Введение в Книгу Второзаконие, «Авторство»).</w:t>
       </w:r>
       <w:r>
         <w:rPr>
@@ -42561,19 +42549,7 @@
         <w:rPr>
           <w:lang w:val="ru_RU" w:bidi="ru_RU"/>
         </w:rPr>
-        <w:t xml:space="preserve">» относится ко времени окончательного написания книги Второзаконие (см. </w:t>
-      </w:r>
-      <w:r>
-        <w:rPr>
-          <w:lang w:val="ru_RU" w:bidi="ru_RU"/>
-        </w:rPr>
-        <w:t>Введение в книгу Бытие</w:t>
-      </w:r>
-      <w:r>
-        <w:rPr>
-          <w:lang w:val="ru_RU" w:bidi="ru_RU"/>
-        </w:rPr>
-        <w:t>, «Авторство»).</w:t>
+        <w:t>» относится ко времени окончательного написания книги Второзаконие (см. Введение в книгу Бытие, «Авторство»).</w:t>
       </w:r>
       <w:r>
         <w:rPr>
